--- a/1150080145 11_cnpm2 BuiThiMyLinh OOP buoi3 .docx
+++ b/1150080145 11_cnpm2 BuiThiMyLinh OOP buoi3 .docx
@@ -2,6 +2,127 @@
 <file path=word/document.xml><?xml version="1.0" encoding="utf-8"?>
 <w:document xmlns:wpc="http://schemas.microsoft.com/office/word/2010/wordprocessingCanvas" xmlns:cx="http://schemas.microsoft.com/office/drawing/2014/chartex" xmlns:cx1="http://schemas.microsoft.com/office/drawing/2015/9/8/chartex" xmlns:cx2="http://schemas.microsoft.com/office/drawing/2015/10/21/chartex" xmlns:cx3="http://schemas.microsoft.com/office/drawing/2016/5/9/chartex" xmlns:cx4="http://schemas.microsoft.com/office/drawing/2016/5/10/chartex" xmlns:cx5="http://schemas.microsoft.com/office/drawing/2016/5/11/chartex" xmlns:cx6="http://schemas.microsoft.com/office/drawing/2016/5/12/chartex" xmlns:cx7="http://schemas.microsoft.com/office/drawing/2016/5/13/chartex" xmlns:cx8="http://schemas.microsoft.com/office/drawing/2016/5/14/chartex" xmlns:mc="http://schemas.openxmlformats.org/markup-compatibility/2006" xmlns:aink="http://schemas.microsoft.com/office/drawing/2016/ink" xmlns:am3d="http://schemas.microsoft.com/office/drawing/2017/model3d" xmlns:o="urn:schemas-microsoft-com:office:office" xmlns:oel="http://schemas.microsoft.com/office/2019/extlst" xmlns:r="http://schemas.openxmlformats.org/officeDocument/2006/relationships" xmlns:m="http://schemas.openxmlformats.org/officeDocument/2006/math" xmlns:v="urn:schemas-microsoft-com:vml" xmlns:wp14="http://schemas.microsoft.com/office/word/2010/wordprocessingDrawing" xmlns:wp="http://schemas.openxmlformats.org/drawingml/2006/wordprocessingDrawing" xmlns:w10="urn:schemas-microsoft-com:office:word" xmlns:w="http://schemas.openxmlformats.org/wordprocessingml/2006/main" xmlns:w14="http://schemas.microsoft.com/office/word/2010/wordml" xmlns:w15="http://schemas.microsoft.com/office/word/2012/wordml" xmlns:w16cex="http://schemas.microsoft.com/office/word/2018/wordml/cex" xmlns:w16cid="http://schemas.microsoft.com/office/word/2016/wordml/cid" xmlns:w16="http://schemas.microsoft.com/office/word/2018/wordml" xmlns:w16sdtdh="http://schemas.microsoft.com/office/word/2020/wordml/sdtdatahash" xmlns:w16se="http://schemas.microsoft.com/office/word/2015/wordml/symex" xmlns:wpg="http://schemas.microsoft.com/office/word/2010/wordprocessingGroup" xmlns:wpi="http://schemas.microsoft.com/office/word/2010/wordprocessingInk" xmlns:wne="http://schemas.microsoft.com/office/word/2006/wordml" xmlns:wps="http://schemas.microsoft.com/office/word/2010/wordprocessingShape" mc:Ignorable="w14 w15 w16se w16cid w16 w16cex w16sdtdh wp14">
   <w:body>
+    <w:p>
+      <w:pPr>
+        <w:widowControl w:val="0"/>
+        <w:pBdr>
+          <w:top w:val="nil"/>
+          <w:left w:val="nil"/>
+          <w:bottom w:val="nil"/>
+          <w:right w:val="nil"/>
+          <w:between w:val="nil"/>
+        </w:pBdr>
+        <w:spacing w:line="360" w:lineRule="auto"/>
+        <w:ind w:firstLine="851"/>
+        <w:jc w:val="both"/>
+        <w:rPr>
+          <w:rFonts w:asciiTheme="minorHAnsi" w:hAnsiTheme="minorHAnsi"/>
+          <w:b/>
+          <w:bCs/>
+          <w:color w:val="000000"/>
+          <w:sz w:val="26"/>
+          <w:szCs w:val="26"/>
+        </w:rPr>
+      </w:pPr>
+      <w:r>
+        <w:rPr>
+          <w:rFonts w:asciiTheme="minorHAnsi" w:hAnsiTheme="minorHAnsi"/>
+          <w:b/>
+          <w:bCs/>
+          <w:color w:val="000000"/>
+          <w:sz w:val="26"/>
+          <w:szCs w:val="26"/>
+        </w:rPr>
+        <w:t xml:space="preserve">1150080145 </w:t>
+      </w:r>
+    </w:p>
+    <w:p>
+      <w:pPr>
+        <w:widowControl w:val="0"/>
+        <w:pBdr>
+          <w:top w:val="nil"/>
+          <w:left w:val="nil"/>
+          <w:bottom w:val="nil"/>
+          <w:right w:val="nil"/>
+          <w:between w:val="nil"/>
+        </w:pBdr>
+        <w:spacing w:line="360" w:lineRule="auto"/>
+        <w:ind w:firstLine="851"/>
+        <w:jc w:val="both"/>
+        <w:rPr>
+          <w:rFonts w:asciiTheme="minorHAnsi" w:hAnsiTheme="minorHAnsi"/>
+          <w:b/>
+          <w:bCs/>
+          <w:color w:val="000000"/>
+          <w:sz w:val="26"/>
+          <w:szCs w:val="26"/>
+        </w:rPr>
+      </w:pPr>
+      <w:r>
+        <w:rPr>
+          <w:rFonts w:asciiTheme="minorHAnsi" w:hAnsiTheme="minorHAnsi"/>
+          <w:b/>
+          <w:bCs/>
+          <w:color w:val="000000"/>
+          <w:sz w:val="26"/>
+          <w:szCs w:val="26"/>
+        </w:rPr>
+        <w:t xml:space="preserve">11_cnpm2 </w:t>
+      </w:r>
+    </w:p>
+    <w:p>
+      <w:pPr>
+        <w:widowControl w:val="0"/>
+        <w:pBdr>
+          <w:top w:val="nil"/>
+          <w:left w:val="nil"/>
+          <w:bottom w:val="nil"/>
+          <w:right w:val="nil"/>
+          <w:between w:val="nil"/>
+        </w:pBdr>
+        <w:spacing w:line="360" w:lineRule="auto"/>
+        <w:ind w:firstLine="851"/>
+        <w:jc w:val="both"/>
+        <w:rPr>
+          <w:rFonts w:asciiTheme="minorHAnsi" w:hAnsiTheme="minorHAnsi"/>
+          <w:color w:val="000000"/>
+          <w:sz w:val="26"/>
+          <w:szCs w:val="26"/>
+        </w:rPr>
+      </w:pPr>
+      <w:r>
+        <w:rPr>
+          <w:rFonts w:asciiTheme="minorHAnsi" w:hAnsiTheme="minorHAnsi"/>
+          <w:b/>
+          <w:bCs/>
+          <w:color w:val="000000"/>
+          <w:sz w:val="26"/>
+          <w:szCs w:val="26"/>
+        </w:rPr>
+        <w:t xml:space="preserve">BuiThiMyLinh </w:t>
+      </w:r>
+    </w:p>
+    <w:p>
+      <w:pPr>
+        <w:widowControl w:val="0"/>
+        <w:pBdr>
+          <w:top w:val="nil"/>
+          <w:left w:val="nil"/>
+          <w:bottom w:val="nil"/>
+          <w:right w:val="nil"/>
+          <w:between w:val="nil"/>
+        </w:pBdr>
+        <w:spacing w:line="360" w:lineRule="auto"/>
+        <w:ind w:firstLine="851"/>
+        <w:jc w:val="both"/>
+        <w:rPr>
+          <w:rFonts w:asciiTheme="minorHAnsi" w:hAnsiTheme="minorHAnsi"/>
+          <w:color w:val="000000"/>
+          <w:sz w:val="26"/>
+          <w:szCs w:val="26"/>
+        </w:rPr>
+      </w:pPr>
+    </w:p>
     <w:p>
       <w:pPr>
         <w:widowControl w:val="0"/>
@@ -588,6 +709,7 @@
           <w:sz w:val="26"/>
           <w:szCs w:val="26"/>
         </w:rPr>
+        <w:lastRenderedPageBreak/>
         <w:t>mượn sách</w:t>
       </w:r>
       <w:r>
@@ -657,7 +779,6 @@
           <w:sz w:val="26"/>
           <w:szCs w:val="26"/>
         </w:rPr>
-        <w:lastRenderedPageBreak/>
         <w:t xml:space="preserve">Hệ thống quản lý thư viện cung cấp chức năng giúp thủ thư có thể thêm  sách mới, quản lý việc mượn và trả sách, thống kê sách đã cho mượn, số sách còn trong kho. Đối với sách điện tử, hệ thống có thể thống kê số lần  truy cập, có thể đánh giá sách nào được yêu thích nhất. </w:t>
       </w:r>
     </w:p>
@@ -1039,7 +1160,18 @@
           <w:sz w:val="26"/>
           <w:szCs w:val="26"/>
         </w:rPr>
-        <w:t>Khi cần mượn sách in thì độc giả phải đăng nhập vào hệ thống và thực hiện chức năng đăng ký mượn sách, bao gồm các thông tin: Mã sách, tên sách, tác giả, ngày mượn, ngày trả, khi đăng ký thành công thì độc giả đến gặp thủ thư để nhận sách.</w:t>
+        <w:t xml:space="preserve">Khi cần mượn sách in thì độc giả phải đăng nhập vào hệ thống và thực </w:t>
+      </w:r>
+      <w:r>
+        <w:rPr>
+          <w:rFonts w:asciiTheme="minorHAnsi" w:hAnsiTheme="minorHAnsi"/>
+          <w:iCs/>
+          <w:color w:val="000000"/>
+          <w:sz w:val="26"/>
+          <w:szCs w:val="26"/>
+        </w:rPr>
+        <w:lastRenderedPageBreak/>
+        <w:t>hiện chức năng đăng ký mượn sách, bao gồm các thông tin: Mã sách, tên sách, tác giả, ngày mượn, ngày trả, khi đăng ký thành công thì độc giả đến gặp thủ thư để nhận sách.</w:t>
       </w:r>
     </w:p>
     <w:p>
@@ -1075,18 +1207,7 @@
           <w:sz w:val="26"/>
           <w:szCs w:val="26"/>
         </w:rPr>
-        <w:t xml:space="preserve">Đối với sách điện tử, độc giả cũng phải đăng nhập vào hệ thống để có </w:t>
-      </w:r>
-      <w:r>
-        <w:rPr>
-          <w:rFonts w:asciiTheme="minorHAnsi" w:hAnsiTheme="minorHAnsi"/>
-          <w:iCs/>
-          <w:color w:val="000000"/>
-          <w:sz w:val="26"/>
-          <w:szCs w:val="26"/>
-        </w:rPr>
-        <w:lastRenderedPageBreak/>
-        <w:t>thể tìm và đọc online trên mạng cục bộ của trường.</w:t>
+        <w:t>Đối với sách điện tử, độc giả cũng phải đăng nhập vào hệ thống để có thể tìm và đọc online trên mạng cục bộ của trường.</w:t>
       </w:r>
     </w:p>
     <w:p>
@@ -1497,6 +1618,7 @@
           <w:sz w:val="26"/>
           <w:szCs w:val="26"/>
         </w:rPr>
+        <w:lastRenderedPageBreak/>
         <w:t>5. Quy trình nghiệp vụ</w:t>
       </w:r>
     </w:p>
@@ -1533,18 +1655,7 @@
           <w:sz w:val="26"/>
           <w:szCs w:val="26"/>
         </w:rPr>
-        <w:t xml:space="preserve">Quy trình mượn sách in: "Khi cần mượn sách in thì độc giả phải đăng nhập vào hệ thống và thực hiện chức năng đăng ký mượn sách, bao gồm các thông tin: Mã sách, tên sách, tác giả, ngày mượn, ngày trả, khi đăng ký thành công thì độc </w:t>
-      </w:r>
-      <w:r>
-        <w:rPr>
-          <w:rFonts w:asciiTheme="minorHAnsi" w:hAnsiTheme="minorHAnsi"/>
-          <w:iCs/>
-          <w:color w:val="000000"/>
-          <w:sz w:val="26"/>
-          <w:szCs w:val="26"/>
-        </w:rPr>
-        <w:lastRenderedPageBreak/>
-        <w:t>giả đến gặp thủ thư để nhận sách."</w:t>
+        <w:t>Quy trình mượn sách in: "Khi cần mượn sách in thì độc giả phải đăng nhập vào hệ thống và thực hiện chức năng đăng ký mượn sách, bao gồm các thông tin: Mã sách, tên sách, tác giả, ngày mượn, ngày trả, khi đăng ký thành công thì độc giả đến gặp thủ thư để nhận sách."</w:t>
       </w:r>
     </w:p>
     <w:p>
@@ -2543,7 +2654,17 @@
                 <w:szCs w:val="26"/>
               </w:rPr>
               <w:br/>
-              <w:t>5. Hệ thống xác thực quyền và chuyển tới giao diện phù hợp (Sinh viên/Quản trị).</w:t>
+              <w:t xml:space="preserve">5. Hệ thống xác thực quyền và chuyển tới giao diện phù hợp </w:t>
+            </w:r>
+            <w:r>
+              <w:rPr>
+                <w:rFonts w:asciiTheme="minorHAnsi" w:eastAsia="Times New Roman" w:hAnsiTheme="minorHAnsi" w:cs="Calibri"/>
+                <w:color w:val="000000"/>
+                <w:sz w:val="26"/>
+                <w:szCs w:val="26"/>
+              </w:rPr>
+              <w:lastRenderedPageBreak/>
+              <w:t>(Sinh viên/Quản trị).</w:t>
             </w:r>
             <w:r>
               <w:rPr>
@@ -2613,6 +2734,7 @@
                 <w:sz w:val="26"/>
                 <w:szCs w:val="26"/>
               </w:rPr>
+              <w:lastRenderedPageBreak/>
               <w:t>Extensions</w:t>
             </w:r>
           </w:p>
@@ -2704,7 +2826,6 @@
                 <w:sz w:val="26"/>
                 <w:szCs w:val="26"/>
               </w:rPr>
-              <w:lastRenderedPageBreak/>
               <w:t>Open Issues</w:t>
             </w:r>
           </w:p>
@@ -4012,6 +4133,7 @@
                 <w:sz w:val="26"/>
                 <w:szCs w:val="26"/>
               </w:rPr>
+              <w:lastRenderedPageBreak/>
               <w:t>Postconditions</w:t>
             </w:r>
           </w:p>
@@ -4323,15 +4445,6 @@
                 <w:szCs w:val="26"/>
               </w:rPr>
               <w:br/>
-            </w:r>
-            <w:r>
-              <w:rPr>
-                <w:rFonts w:asciiTheme="minorHAnsi" w:eastAsia="Times New Roman" w:hAnsiTheme="minorHAnsi" w:cs="Calibri"/>
-                <w:color w:val="000000"/>
-                <w:sz w:val="26"/>
-                <w:szCs w:val="26"/>
-              </w:rPr>
-              <w:lastRenderedPageBreak/>
               <w:t>3. Hệ thống hiển thị bảng điểm gồm: tên môn, điểm quá trình, điểm thi, điểm tổng kết.</w:t>
             </w:r>
             <w:r>
@@ -4376,7 +4489,6 @@
                 <w:sz w:val="26"/>
                 <w:szCs w:val="26"/>
               </w:rPr>
-              <w:lastRenderedPageBreak/>
               <w:t>Extensions</w:t>
             </w:r>
           </w:p>
@@ -5495,6 +5607,7 @@
           <w:sz w:val="28"/>
           <w:szCs w:val="28"/>
         </w:rPr>
+        <w:lastRenderedPageBreak/>
         <w:t>đăng nhập</w:t>
       </w:r>
     </w:p>
@@ -5525,7 +5638,6 @@
         <w:rPr>
           <w:noProof/>
         </w:rPr>
-        <w:lastRenderedPageBreak/>
         <w:drawing>
           <wp:inline distT="0" distB="0" distL="0" distR="0" wp14:anchorId="1084E010" wp14:editId="38BFE816">
             <wp:extent cx="2760345" cy="4030345"/>
@@ -5611,18 +5723,7 @@
           <w:sz w:val="28"/>
           <w:szCs w:val="28"/>
         </w:rPr>
-        <w:t>tạo tài khoả</w:t>
-      </w:r>
-      <w:r>
-        <w:rPr>
-          <w:rFonts w:asciiTheme="minorHAnsi" w:hAnsiTheme="minorHAnsi"/>
-          <w:b/>
-          <w:bCs/>
-          <w:color w:val="000000"/>
-          <w:sz w:val="28"/>
-          <w:szCs w:val="28"/>
-        </w:rPr>
-        <w:t>n</w:t>
+        <w:t>tạo tài khoản</w:t>
       </w:r>
     </w:p>
     <w:p>
